--- a/RABIA IQBAL_timetable.docx
+++ b/RABIA IQBAL_timetable.docx
@@ -231,6 +231,26 @@
             <w:tcW w:type="dxa" w:w="1080"/>
           </w:tcPr>
           <w:p>
+            <w:r/>
+          </w:p>
+        </w:tc>
+        <w:tc>
+          <w:tcPr>
+            <w:tcW w:type="dxa" w:w="1080"/>
+          </w:tcPr>
+          <w:p>
+            <w:r>
+              <w:t>9C</w:t>
+              <w:br/>
+              <w:t>MATHS</w:t>
+            </w:r>
+          </w:p>
+        </w:tc>
+        <w:tc>
+          <w:tcPr>
+            <w:tcW w:type="dxa" w:w="1080"/>
+          </w:tcPr>
+          <w:p>
             <w:r>
               <w:t>6A</w:t>
               <w:br/>
@@ -251,24 +271,8 @@
             <w:tcW w:type="dxa" w:w="1080"/>
           </w:tcPr>
           <w:p>
-            <w:r/>
-          </w:p>
-        </w:tc>
-        <w:tc>
-          <w:tcPr>
-            <w:tcW w:type="dxa" w:w="1080"/>
-          </w:tcPr>
-          <w:p>
-            <w:r/>
-          </w:p>
-        </w:tc>
-        <w:tc>
-          <w:tcPr>
-            <w:tcW w:type="dxa" w:w="1080"/>
-          </w:tcPr>
-          <w:p>
             <w:r>
-              <w:t>7A</w:t>
+              <w:t>9C</w:t>
               <w:br/>
               <w:t>MATHS</w:t>
             </w:r>
@@ -311,28 +315,8 @@
             <w:tcW w:type="dxa" w:w="1080"/>
           </w:tcPr>
           <w:p>
-            <w:r/>
-          </w:p>
-        </w:tc>
-        <w:tc>
-          <w:tcPr>
-            <w:tcW w:type="dxa" w:w="1080"/>
-          </w:tcPr>
-          <w:p>
             <w:r>
-              <w:t>7A</w:t>
-              <w:br/>
-              <w:t>MATHS</w:t>
-            </w:r>
-          </w:p>
-        </w:tc>
-        <w:tc>
-          <w:tcPr>
-            <w:tcW w:type="dxa" w:w="1080"/>
-          </w:tcPr>
-          <w:p>
-            <w:r>
-              <w:t>6A</w:t>
+              <w:t>9C</w:t>
               <w:br/>
               <w:t>MATHS</w:t>
             </w:r>
@@ -351,8 +335,24 @@
             <w:tcW w:type="dxa" w:w="1080"/>
           </w:tcPr>
           <w:p>
+            <w:r/>
+          </w:p>
+        </w:tc>
+        <w:tc>
+          <w:tcPr>
+            <w:tcW w:type="dxa" w:w="1080"/>
+          </w:tcPr>
+          <w:p>
+            <w:r/>
+          </w:p>
+        </w:tc>
+        <w:tc>
+          <w:tcPr>
+            <w:tcW w:type="dxa" w:w="1080"/>
+          </w:tcPr>
+          <w:p>
             <w:r>
-              <w:t>6B</w:t>
+              <w:t>9C</w:t>
               <w:br/>
               <w:t>MATHS</w:t>
             </w:r>
@@ -396,7 +396,7 @@
           </w:tcPr>
           <w:p>
             <w:r>
-              <w:t>7A</w:t>
+              <w:t>6C</w:t>
               <w:br/>
               <w:t>MATHS</w:t>
             </w:r>
@@ -407,16 +407,8 @@
             <w:tcW w:type="dxa" w:w="1080"/>
           </w:tcPr>
           <w:p>
-            <w:r/>
-          </w:p>
-        </w:tc>
-        <w:tc>
-          <w:tcPr>
-            <w:tcW w:type="dxa" w:w="1080"/>
-          </w:tcPr>
-          <w:p>
             <w:r>
-              <w:t>6A</w:t>
+              <w:t>6C</w:t>
               <w:br/>
               <w:t>MATHS</w:t>
             </w:r>
@@ -429,6 +421,18 @@
           <w:p>
             <w:r>
               <w:t>9C</w:t>
+              <w:br/>
+              <w:t>MATHS</w:t>
+            </w:r>
+          </w:p>
+        </w:tc>
+        <w:tc>
+          <w:tcPr>
+            <w:tcW w:type="dxa" w:w="1080"/>
+          </w:tcPr>
+          <w:p>
+            <w:r>
+              <w:t>6B</w:t>
               <w:br/>
               <w:t>MATHS</w:t>
             </w:r>
@@ -460,7 +464,7 @@
           </w:tcPr>
           <w:p>
             <w:r>
-              <w:t>P5</w:t>
+              <w:t>Lunch</w:t>
             </w:r>
           </w:p>
         </w:tc>
@@ -470,7 +474,7 @@
           </w:tcPr>
           <w:p>
             <w:r>
-              <w:t>10:50-11:30</w:t>
+              <w:t>10:50-11:20</w:t>
             </w:r>
           </w:p>
         </w:tc>
@@ -487,11 +491,23 @@
             <w:tcW w:type="dxa" w:w="1080"/>
           </w:tcPr>
           <w:p>
-            <w:r>
-              <w:t>6A</w:t>
-              <w:br/>
-              <w:t>MATHS</w:t>
-            </w:r>
+            <w:r/>
+          </w:p>
+        </w:tc>
+        <w:tc>
+          <w:tcPr>
+            <w:tcW w:type="dxa" w:w="1080"/>
+          </w:tcPr>
+          <w:p>
+            <w:r/>
+          </w:p>
+        </w:tc>
+        <w:tc>
+          <w:tcPr>
+            <w:tcW w:type="dxa" w:w="1080"/>
+          </w:tcPr>
+          <w:p>
+            <w:r/>
           </w:p>
         </w:tc>
         <w:tc>
@@ -508,29 +524,7 @@
           </w:tcPr>
           <w:p>
             <w:r>
-              <w:t>9C</w:t>
-              <w:br/>
-              <w:t>MATHS</w:t>
-            </w:r>
-          </w:p>
-        </w:tc>
-        <w:tc>
-          <w:tcPr>
-            <w:tcW w:type="dxa" w:w="1080"/>
-          </w:tcPr>
-          <w:p>
-            <w:r>
-              <w:t>Lunch</w:t>
-            </w:r>
-          </w:p>
-        </w:tc>
-        <w:tc>
-          <w:tcPr>
-            <w:tcW w:type="dxa" w:w="1080"/>
-          </w:tcPr>
-          <w:p>
-            <w:r>
-              <w:t>10:55-11:35</w:t>
+              <w:t>10:25-10:55</w:t>
             </w:r>
           </w:p>
         </w:tc>
@@ -542,7 +536,7 @@
           </w:tcPr>
           <w:p>
             <w:r>
-              <w:t>Lunch</w:t>
+              <w:t>P5</w:t>
             </w:r>
           </w:p>
         </w:tc>
@@ -552,16 +546,8 @@
           </w:tcPr>
           <w:p>
             <w:r>
-              <w:t>11:30-12:00</w:t>
+              <w:t>11:20-12:00</w:t>
             </w:r>
-          </w:p>
-        </w:tc>
-        <w:tc>
-          <w:tcPr>
-            <w:tcW w:type="dxa" w:w="1080"/>
-          </w:tcPr>
-          <w:p>
-            <w:r/>
           </w:p>
         </w:tc>
         <w:tc>
@@ -606,7 +592,19 @@
           </w:tcPr>
           <w:p>
             <w:r>
-              <w:t>10:25-10:55</w:t>
+              <w:t>6C</w:t>
+              <w:br/>
+              <w:t>MATHS</w:t>
+            </w:r>
+          </w:p>
+        </w:tc>
+        <w:tc>
+          <w:tcPr>
+            <w:tcW w:type="dxa" w:w="1080"/>
+          </w:tcPr>
+          <w:p>
+            <w:r>
+              <w:t>10:55-11:35</w:t>
             </w:r>
           </w:p>
         </w:tc>
@@ -638,7 +636,27 @@
           </w:tcPr>
           <w:p>
             <w:r>
-              <w:t>9C</w:t>
+              <w:t>6A</w:t>
+              <w:br/>
+              <w:t>MATHS</w:t>
+            </w:r>
+          </w:p>
+        </w:tc>
+        <w:tc>
+          <w:tcPr>
+            <w:tcW w:type="dxa" w:w="1080"/>
+          </w:tcPr>
+          <w:p>
+            <w:r/>
+          </w:p>
+        </w:tc>
+        <w:tc>
+          <w:tcPr>
+            <w:tcW w:type="dxa" w:w="1080"/>
+          </w:tcPr>
+          <w:p>
+            <w:r>
+              <w:t>6C</w:t>
               <w:br/>
               <w:t>MATHS</w:t>
             </w:r>
@@ -650,19 +668,7 @@
           </w:tcPr>
           <w:p>
             <w:r>
-              <w:t>7A</w:t>
-              <w:br/>
-              <w:t>MATHS</w:t>
-            </w:r>
-          </w:p>
-        </w:tc>
-        <w:tc>
-          <w:tcPr>
-            <w:tcW w:type="dxa" w:w="1080"/>
-          </w:tcPr>
-          <w:p>
-            <w:r>
-              <w:t>7A</w:t>
+              <w:t>6C</w:t>
               <w:br/>
               <w:t>MATHS</w:t>
             </w:r>
@@ -675,18 +681,6 @@
           <w:p>
             <w:r>
               <w:t>6A</w:t>
-              <w:br/>
-              <w:t>MATHS</w:t>
-            </w:r>
-          </w:p>
-        </w:tc>
-        <w:tc>
-          <w:tcPr>
-            <w:tcW w:type="dxa" w:w="1080"/>
-          </w:tcPr>
-          <w:p>
-            <w:r>
-              <w:t>9C</w:t>
               <w:br/>
               <w:t>MATHS</w:t>
             </w:r>
@@ -730,7 +724,7 @@
           </w:tcPr>
           <w:p>
             <w:r>
-              <w:t>9C</w:t>
+              <w:t>6A</w:t>
               <w:br/>
               <w:t>MATHS</w:t>
             </w:r>
@@ -750,7 +744,7 @@
           </w:tcPr>
           <w:p>
             <w:r>
-              <w:t>9C</w:t>
+              <w:t>6C</w:t>
               <w:br/>
               <w:t>MATHS</w:t>
             </w:r>
@@ -815,16 +809,8 @@
             <w:tcW w:type="dxa" w:w="1080"/>
           </w:tcPr>
           <w:p>
-            <w:r/>
-          </w:p>
-        </w:tc>
-        <w:tc>
-          <w:tcPr>
-            <w:tcW w:type="dxa" w:w="1080"/>
-          </w:tcPr>
-          <w:p>
             <w:r>
-              <w:t>7A</w:t>
+              <w:t>6A</w:t>
               <w:br/>
               <w:t>MATHS</w:t>
             </w:r>
@@ -836,6 +822,18 @@
           </w:tcPr>
           <w:p>
             <w:r/>
+          </w:p>
+        </w:tc>
+        <w:tc>
+          <w:tcPr>
+            <w:tcW w:type="dxa" w:w="1080"/>
+          </w:tcPr>
+          <w:p>
+            <w:r>
+              <w:t>9C</w:t>
+              <w:br/>
+              <w:t>MATHS</w:t>
+            </w:r>
           </w:p>
         </w:tc>
         <w:tc>

--- a/RABIA IQBAL_timetable.docx
+++ b/RABIA IQBAL_timetable.docx
@@ -22,92 +22,116 @@
         <w:tblLook w:firstColumn="1" w:firstRow="1" w:lastColumn="0" w:lastRow="0" w:noHBand="0" w:noVBand="1" w:val="04A0"/>
       </w:tblPr>
       <w:tblGrid>
-        <w:gridCol w:w="1080"/>
-        <w:gridCol w:w="1080"/>
-        <w:gridCol w:w="1080"/>
-        <w:gridCol w:w="1080"/>
-        <w:gridCol w:w="1080"/>
-        <w:gridCol w:w="1080"/>
-        <w:gridCol w:w="1080"/>
-        <w:gridCol w:w="1080"/>
+        <w:gridCol w:w="1530"/>
+        <w:gridCol w:w="1530"/>
+        <w:gridCol w:w="1530"/>
+        <w:gridCol w:w="1530"/>
+        <w:gridCol w:w="1530"/>
+        <w:gridCol w:w="1530"/>
+        <w:gridCol w:w="1530"/>
+        <w:gridCol w:w="1530"/>
       </w:tblGrid>
       <w:tr>
         <w:tc>
           <w:tcPr>
-            <w:tcW w:type="dxa" w:w="1080"/>
+            <w:tcW w:type="dxa" w:w="1530"/>
           </w:tcPr>
           <w:p>
             <w:r>
+              <w:rPr>
+                <w:b/>
+              </w:rPr>
               <w:t>Period</w:t>
             </w:r>
           </w:p>
         </w:tc>
         <w:tc>
           <w:tcPr>
-            <w:tcW w:type="dxa" w:w="1080"/>
+            <w:tcW w:type="dxa" w:w="1530"/>
           </w:tcPr>
           <w:p>
             <w:r>
-              <w:t>Mon-Thu Time</w:t>
+              <w:rPr>
+                <w:b/>
+              </w:rPr>
+              <w:t>Mon-Wed Time</w:t>
             </w:r>
           </w:p>
         </w:tc>
         <w:tc>
           <w:tcPr>
-            <w:tcW w:type="dxa" w:w="1080"/>
+            <w:tcW w:type="dxa" w:w="1530"/>
           </w:tcPr>
           <w:p>
             <w:r>
+              <w:rPr>
+                <w:b/>
+              </w:rPr>
               <w:t>Mon</w:t>
             </w:r>
           </w:p>
         </w:tc>
         <w:tc>
           <w:tcPr>
-            <w:tcW w:type="dxa" w:w="1080"/>
+            <w:tcW w:type="dxa" w:w="1530"/>
           </w:tcPr>
           <w:p>
             <w:r>
+              <w:rPr>
+                <w:b/>
+              </w:rPr>
               <w:t>Tue</w:t>
             </w:r>
           </w:p>
         </w:tc>
         <w:tc>
           <w:tcPr>
-            <w:tcW w:type="dxa" w:w="1080"/>
+            <w:tcW w:type="dxa" w:w="1530"/>
           </w:tcPr>
           <w:p>
             <w:r>
+              <w:rPr>
+                <w:b/>
+              </w:rPr>
               <w:t>Wed</w:t>
             </w:r>
           </w:p>
         </w:tc>
         <w:tc>
           <w:tcPr>
-            <w:tcW w:type="dxa" w:w="1080"/>
+            <w:tcW w:type="dxa" w:w="1530"/>
           </w:tcPr>
           <w:p>
             <w:r>
+              <w:rPr>
+                <w:b/>
+              </w:rPr>
               <w:t>Thu</w:t>
             </w:r>
           </w:p>
         </w:tc>
         <w:tc>
           <w:tcPr>
-            <w:tcW w:type="dxa" w:w="1080"/>
+            <w:tcW w:type="dxa" w:w="1530"/>
           </w:tcPr>
           <w:p>
             <w:r>
+              <w:rPr>
+                <w:b/>
+              </w:rPr>
               <w:t>Fri</w:t>
             </w:r>
           </w:p>
         </w:tc>
         <w:tc>
           <w:tcPr>
-            <w:tcW w:type="dxa" w:w="1080"/>
+            <w:tcW w:type="dxa" w:w="1530"/>
           </w:tcPr>
           <w:p>
             <w:r>
+              <w:rPr>
+                <w:b/>
+              </w:rPr>
               <w:t>Fri Time</w:t>
             </w:r>
           </w:p>
@@ -116,7 +140,7 @@
       <w:tr>
         <w:tc>
           <w:tcPr>
-            <w:tcW w:type="dxa" w:w="1080"/>
+            <w:tcW w:type="dxa" w:w="1530"/>
           </w:tcPr>
           <w:p>
             <w:r>
@@ -126,7 +150,7 @@
         </w:tc>
         <w:tc>
           <w:tcPr>
-            <w:tcW w:type="dxa" w:w="1080"/>
+            <w:tcW w:type="dxa" w:w="1530"/>
           </w:tcPr>
           <w:p>
             <w:r>
@@ -136,7 +160,7 @@
         </w:tc>
         <w:tc>
           <w:tcPr>
-            <w:tcW w:type="dxa" w:w="1080"/>
+            <w:tcW w:type="dxa" w:w="1530"/>
           </w:tcPr>
           <w:p>
             <w:r>
@@ -148,7 +172,7 @@
         </w:tc>
         <w:tc>
           <w:tcPr>
-            <w:tcW w:type="dxa" w:w="1080"/>
+            <w:tcW w:type="dxa" w:w="1530"/>
           </w:tcPr>
           <w:p>
             <w:r>
@@ -160,7 +184,7 @@
         </w:tc>
         <w:tc>
           <w:tcPr>
-            <w:tcW w:type="dxa" w:w="1080"/>
+            <w:tcW w:type="dxa" w:w="1530"/>
           </w:tcPr>
           <w:p>
             <w:r>
@@ -172,7 +196,7 @@
         </w:tc>
         <w:tc>
           <w:tcPr>
-            <w:tcW w:type="dxa" w:w="1080"/>
+            <w:tcW w:type="dxa" w:w="1530"/>
           </w:tcPr>
           <w:p>
             <w:r>
@@ -184,7 +208,255 @@
         </w:tc>
         <w:tc>
           <w:tcPr>
-            <w:tcW w:type="dxa" w:w="1080"/>
+            <w:tcW w:type="dxa" w:w="1530"/>
+          </w:tcPr>
+          <w:p>
+            <w:r>
+              <w:t>6C</w:t>
+              <w:br/>
+              <w:t>MATHS</w:t>
+            </w:r>
+          </w:p>
+        </w:tc>
+        <w:tc>
+          <w:tcPr>
+            <w:tcW w:type="dxa" w:w="1530"/>
+          </w:tcPr>
+          <w:p>
+            <w:r>
+              <w:t>8:00-8:40</w:t>
+            </w:r>
+          </w:p>
+        </w:tc>
+      </w:tr>
+      <w:tr>
+        <w:tc>
+          <w:tcPr>
+            <w:tcW w:type="dxa" w:w="1530"/>
+          </w:tcPr>
+          <w:p>
+            <w:r>
+              <w:t>P2</w:t>
+            </w:r>
+          </w:p>
+        </w:tc>
+        <w:tc>
+          <w:tcPr>
+            <w:tcW w:type="dxa" w:w="1530"/>
+          </w:tcPr>
+          <w:p>
+            <w:r>
+              <w:t>8:50-9:30</w:t>
+            </w:r>
+          </w:p>
+        </w:tc>
+        <w:tc>
+          <w:tcPr>
+            <w:tcW w:type="dxa" w:w="1530"/>
+          </w:tcPr>
+          <w:p>
+            <w:r/>
+          </w:p>
+        </w:tc>
+        <w:tc>
+          <w:tcPr>
+            <w:tcW w:type="dxa" w:w="1530"/>
+          </w:tcPr>
+          <w:p>
+            <w:r>
+              <w:t>6A</w:t>
+              <w:br/>
+              <w:t>MATHS</w:t>
+            </w:r>
+          </w:p>
+        </w:tc>
+        <w:tc>
+          <w:tcPr>
+            <w:tcW w:type="dxa" w:w="1530"/>
+          </w:tcPr>
+          <w:p>
+            <w:r>
+              <w:t>6A</w:t>
+              <w:br/>
+              <w:t>MATHS</w:t>
+            </w:r>
+          </w:p>
+        </w:tc>
+        <w:tc>
+          <w:tcPr>
+            <w:tcW w:type="dxa" w:w="1530"/>
+          </w:tcPr>
+          <w:p>
+            <w:r>
+              <w:t>6A</w:t>
+              <w:br/>
+              <w:t>MATHS</w:t>
+            </w:r>
+          </w:p>
+        </w:tc>
+        <w:tc>
+          <w:tcPr>
+            <w:tcW w:type="dxa" w:w="1530"/>
+          </w:tcPr>
+          <w:p>
+            <w:r/>
+          </w:p>
+        </w:tc>
+        <w:tc>
+          <w:tcPr>
+            <w:tcW w:type="dxa" w:w="1530"/>
+          </w:tcPr>
+          <w:p>
+            <w:r>
+              <w:t>8:40-9:15</w:t>
+            </w:r>
+          </w:p>
+        </w:tc>
+      </w:tr>
+      <w:tr>
+        <w:tc>
+          <w:tcPr>
+            <w:tcW w:type="dxa" w:w="1530"/>
+          </w:tcPr>
+          <w:p>
+            <w:r>
+              <w:t>P3</w:t>
+            </w:r>
+          </w:p>
+        </w:tc>
+        <w:tc>
+          <w:tcPr>
+            <w:tcW w:type="dxa" w:w="1530"/>
+          </w:tcPr>
+          <w:p>
+            <w:r>
+              <w:t>9:30-10:10</w:t>
+            </w:r>
+          </w:p>
+        </w:tc>
+        <w:tc>
+          <w:tcPr>
+            <w:tcW w:type="dxa" w:w="1530"/>
+          </w:tcPr>
+          <w:p>
+            <w:r>
+              <w:t>6C</w:t>
+              <w:br/>
+              <w:t>MATHS</w:t>
+            </w:r>
+          </w:p>
+        </w:tc>
+        <w:tc>
+          <w:tcPr>
+            <w:tcW w:type="dxa" w:w="1530"/>
+          </w:tcPr>
+          <w:p>
+            <w:r/>
+          </w:p>
+        </w:tc>
+        <w:tc>
+          <w:tcPr>
+            <w:tcW w:type="dxa" w:w="1530"/>
+          </w:tcPr>
+          <w:p>
+            <w:r>
+              <w:t>6A</w:t>
+              <w:br/>
+              <w:t>MATHS</w:t>
+            </w:r>
+          </w:p>
+        </w:tc>
+        <w:tc>
+          <w:tcPr>
+            <w:tcW w:type="dxa" w:w="1530"/>
+          </w:tcPr>
+          <w:p>
+            <w:r/>
+          </w:p>
+        </w:tc>
+        <w:tc>
+          <w:tcPr>
+            <w:tcW w:type="dxa" w:w="1530"/>
+          </w:tcPr>
+          <w:p>
+            <w:r>
+              <w:t>6A</w:t>
+              <w:br/>
+              <w:t>MATHS</w:t>
+            </w:r>
+          </w:p>
+        </w:tc>
+        <w:tc>
+          <w:tcPr>
+            <w:tcW w:type="dxa" w:w="1530"/>
+          </w:tcPr>
+          <w:p>
+            <w:r>
+              <w:t>9:15-9:50</w:t>
+            </w:r>
+          </w:p>
+        </w:tc>
+      </w:tr>
+      <w:tr>
+        <w:tc>
+          <w:tcPr>
+            <w:tcW w:type="dxa" w:w="1530"/>
+          </w:tcPr>
+          <w:p>
+            <w:r>
+              <w:t>P4</w:t>
+            </w:r>
+          </w:p>
+        </w:tc>
+        <w:tc>
+          <w:tcPr>
+            <w:tcW w:type="dxa" w:w="1530"/>
+          </w:tcPr>
+          <w:p>
+            <w:r>
+              <w:t>10:10-10:50</w:t>
+            </w:r>
+          </w:p>
+        </w:tc>
+        <w:tc>
+          <w:tcPr>
+            <w:tcW w:type="dxa" w:w="1530"/>
+          </w:tcPr>
+          <w:p>
+            <w:r>
+              <w:t>6A</w:t>
+              <w:br/>
+              <w:t>MATHS</w:t>
+            </w:r>
+          </w:p>
+        </w:tc>
+        <w:tc>
+          <w:tcPr>
+            <w:tcW w:type="dxa" w:w="1530"/>
+          </w:tcPr>
+          <w:p>
+            <w:r/>
+          </w:p>
+        </w:tc>
+        <w:tc>
+          <w:tcPr>
+            <w:tcW w:type="dxa" w:w="1530"/>
+          </w:tcPr>
+          <w:p>
+            <w:r/>
+          </w:p>
+        </w:tc>
+        <w:tc>
+          <w:tcPr>
+            <w:tcW w:type="dxa" w:w="1530"/>
+          </w:tcPr>
+          <w:p>
+            <w:r/>
+          </w:p>
+        </w:tc>
+        <w:tc>
+          <w:tcPr>
+            <w:tcW w:type="dxa" w:w="1530"/>
           </w:tcPr>
           <w:p>
             <w:r>
@@ -196,11 +468,11 @@
         </w:tc>
         <w:tc>
           <w:tcPr>
-            <w:tcW w:type="dxa" w:w="1080"/>
+            <w:tcW w:type="dxa" w:w="1530"/>
           </w:tcPr>
           <w:p>
             <w:r>
-              <w:t>8:00-8:40</w:t>
+              <w:t>9:50-10:25</w:t>
             </w:r>
           </w:p>
         </w:tc>
@@ -208,27 +480,27 @@
       <w:tr>
         <w:tc>
           <w:tcPr>
-            <w:tcW w:type="dxa" w:w="1080"/>
+            <w:tcW w:type="dxa" w:w="1530"/>
           </w:tcPr>
           <w:p>
             <w:r>
-              <w:t>P2</w:t>
+              <w:t>Lunch</w:t>
             </w:r>
           </w:p>
         </w:tc>
         <w:tc>
           <w:tcPr>
-            <w:tcW w:type="dxa" w:w="1080"/>
+            <w:tcW w:type="dxa" w:w="1530"/>
           </w:tcPr>
           <w:p>
             <w:r>
-              <w:t>8:50-9:30</w:t>
+              <w:t>10:50-11:20</w:t>
             </w:r>
           </w:p>
         </w:tc>
         <w:tc>
           <w:tcPr>
-            <w:tcW w:type="dxa" w:w="1080"/>
+            <w:tcW w:type="dxa" w:w="1530"/>
           </w:tcPr>
           <w:p>
             <w:r/>
@@ -236,7 +508,79 @@
         </w:tc>
         <w:tc>
           <w:tcPr>
-            <w:tcW w:type="dxa" w:w="1080"/>
+            <w:tcW w:type="dxa" w:w="1530"/>
+          </w:tcPr>
+          <w:p>
+            <w:r/>
+          </w:p>
+        </w:tc>
+        <w:tc>
+          <w:tcPr>
+            <w:tcW w:type="dxa" w:w="1530"/>
+          </w:tcPr>
+          <w:p>
+            <w:r/>
+          </w:p>
+        </w:tc>
+        <w:tc>
+          <w:tcPr>
+            <w:tcW w:type="dxa" w:w="1530"/>
+          </w:tcPr>
+          <w:p>
+            <w:r/>
+          </w:p>
+        </w:tc>
+        <w:tc>
+          <w:tcPr>
+            <w:tcW w:type="dxa" w:w="1530"/>
+          </w:tcPr>
+          <w:p>
+            <w:r/>
+          </w:p>
+        </w:tc>
+        <w:tc>
+          <w:tcPr>
+            <w:tcW w:type="dxa" w:w="1530"/>
+          </w:tcPr>
+          <w:p>
+            <w:r>
+              <w:t>10:25-10:55</w:t>
+            </w:r>
+          </w:p>
+        </w:tc>
+      </w:tr>
+      <w:tr>
+        <w:tc>
+          <w:tcPr>
+            <w:tcW w:type="dxa" w:w="1530"/>
+          </w:tcPr>
+          <w:p>
+            <w:r>
+              <w:t>P5</w:t>
+            </w:r>
+          </w:p>
+        </w:tc>
+        <w:tc>
+          <w:tcPr>
+            <w:tcW w:type="dxa" w:w="1530"/>
+          </w:tcPr>
+          <w:p>
+            <w:r>
+              <w:t>11:20-12:00</w:t>
+            </w:r>
+          </w:p>
+        </w:tc>
+        <w:tc>
+          <w:tcPr>
+            <w:tcW w:type="dxa" w:w="1530"/>
+          </w:tcPr>
+          <w:p>
+            <w:r/>
+          </w:p>
+        </w:tc>
+        <w:tc>
+          <w:tcPr>
+            <w:tcW w:type="dxa" w:w="1530"/>
           </w:tcPr>
           <w:p>
             <w:r>
@@ -248,19 +592,7 @@
         </w:tc>
         <w:tc>
           <w:tcPr>
-            <w:tcW w:type="dxa" w:w="1080"/>
-          </w:tcPr>
-          <w:p>
-            <w:r>
-              <w:t>6A</w:t>
-              <w:br/>
-              <w:t>MATHS</w:t>
-            </w:r>
-          </w:p>
-        </w:tc>
-        <w:tc>
-          <w:tcPr>
-            <w:tcW w:type="dxa" w:w="1080"/>
+            <w:tcW w:type="dxa" w:w="1530"/>
           </w:tcPr>
           <w:p>
             <w:r/>
@@ -268,7 +600,7 @@
         </w:tc>
         <w:tc>
           <w:tcPr>
-            <w:tcW w:type="dxa" w:w="1080"/>
+            <w:tcW w:type="dxa" w:w="1530"/>
           </w:tcPr>
           <w:p>
             <w:r>
@@ -280,39 +612,7 @@
         </w:tc>
         <w:tc>
           <w:tcPr>
-            <w:tcW w:type="dxa" w:w="1080"/>
-          </w:tcPr>
-          <w:p>
-            <w:r>
-              <w:t>8:40-9:15</w:t>
-            </w:r>
-          </w:p>
-        </w:tc>
-      </w:tr>
-      <w:tr>
-        <w:tc>
-          <w:tcPr>
-            <w:tcW w:type="dxa" w:w="1080"/>
-          </w:tcPr>
-          <w:p>
-            <w:r>
-              <w:t>P3</w:t>
-            </w:r>
-          </w:p>
-        </w:tc>
-        <w:tc>
-          <w:tcPr>
-            <w:tcW w:type="dxa" w:w="1080"/>
-          </w:tcPr>
-          <w:p>
-            <w:r>
-              <w:t>9:30-10:10</w:t>
-            </w:r>
-          </w:p>
-        </w:tc>
-        <w:tc>
-          <w:tcPr>
-            <w:tcW w:type="dxa" w:w="1080"/>
+            <w:tcW w:type="dxa" w:w="1530"/>
           </w:tcPr>
           <w:p>
             <w:r>
@@ -324,31 +624,39 @@
         </w:tc>
         <w:tc>
           <w:tcPr>
-            <w:tcW w:type="dxa" w:w="1080"/>
+            <w:tcW w:type="dxa" w:w="1530"/>
           </w:tcPr>
           <w:p>
-            <w:r/>
+            <w:r>
+              <w:t>10:55-11:35</w:t>
+            </w:r>
+          </w:p>
+        </w:tc>
+      </w:tr>
+      <w:tr>
+        <w:tc>
+          <w:tcPr>
+            <w:tcW w:type="dxa" w:w="1530"/>
+          </w:tcPr>
+          <w:p>
+            <w:r>
+              <w:t>P6</w:t>
+            </w:r>
           </w:p>
         </w:tc>
         <w:tc>
           <w:tcPr>
-            <w:tcW w:type="dxa" w:w="1080"/>
+            <w:tcW w:type="dxa" w:w="1530"/>
           </w:tcPr>
           <w:p>
-            <w:r/>
+            <w:r>
+              <w:t>12:00-12:40</w:t>
+            </w:r>
           </w:p>
         </w:tc>
         <w:tc>
           <w:tcPr>
-            <w:tcW w:type="dxa" w:w="1080"/>
-          </w:tcPr>
-          <w:p>
-            <w:r/>
-          </w:p>
-        </w:tc>
-        <w:tc>
-          <w:tcPr>
-            <w:tcW w:type="dxa" w:w="1080"/>
+            <w:tcW w:type="dxa" w:w="1530"/>
           </w:tcPr>
           <w:p>
             <w:r>
@@ -360,39 +668,7 @@
         </w:tc>
         <w:tc>
           <w:tcPr>
-            <w:tcW w:type="dxa" w:w="1080"/>
-          </w:tcPr>
-          <w:p>
-            <w:r>
-              <w:t>9:15-9:50</w:t>
-            </w:r>
-          </w:p>
-        </w:tc>
-      </w:tr>
-      <w:tr>
-        <w:tc>
-          <w:tcPr>
-            <w:tcW w:type="dxa" w:w="1080"/>
-          </w:tcPr>
-          <w:p>
-            <w:r>
-              <w:t>P4</w:t>
-            </w:r>
-          </w:p>
-        </w:tc>
-        <w:tc>
-          <w:tcPr>
-            <w:tcW w:type="dxa" w:w="1080"/>
-          </w:tcPr>
-          <w:p>
-            <w:r>
-              <w:t>10:10-10:50</w:t>
-            </w:r>
-          </w:p>
-        </w:tc>
-        <w:tc>
-          <w:tcPr>
-            <w:tcW w:type="dxa" w:w="1080"/>
+            <w:tcW w:type="dxa" w:w="1530"/>
           </w:tcPr>
           <w:p>
             <w:r>
@@ -404,7 +680,19 @@
         </w:tc>
         <w:tc>
           <w:tcPr>
-            <w:tcW w:type="dxa" w:w="1080"/>
+            <w:tcW w:type="dxa" w:w="1530"/>
+          </w:tcPr>
+          <w:p>
+            <w:r>
+              <w:t>9C</w:t>
+              <w:br/>
+              <w:t>MATHS</w:t>
+            </w:r>
+          </w:p>
+        </w:tc>
+        <w:tc>
+          <w:tcPr>
+            <w:tcW w:type="dxa" w:w="1530"/>
           </w:tcPr>
           <w:p>
             <w:r>
@@ -416,7 +704,47 @@
         </w:tc>
         <w:tc>
           <w:tcPr>
-            <w:tcW w:type="dxa" w:w="1080"/>
+            <w:tcW w:type="dxa" w:w="1530"/>
+          </w:tcPr>
+          <w:p>
+            <w:r/>
+          </w:p>
+        </w:tc>
+        <w:tc>
+          <w:tcPr>
+            <w:tcW w:type="dxa" w:w="1530"/>
+          </w:tcPr>
+          <w:p>
+            <w:r>
+              <w:t>11:35-12:15</w:t>
+            </w:r>
+          </w:p>
+        </w:tc>
+      </w:tr>
+      <w:tr>
+        <w:tc>
+          <w:tcPr>
+            <w:tcW w:type="dxa" w:w="1530"/>
+          </w:tcPr>
+          <w:p>
+            <w:r>
+              <w:t>P7</w:t>
+            </w:r>
+          </w:p>
+        </w:tc>
+        <w:tc>
+          <w:tcPr>
+            <w:tcW w:type="dxa" w:w="1530"/>
+          </w:tcPr>
+          <w:p>
+            <w:r>
+              <w:t>12:40-1:20</w:t>
+            </w:r>
+          </w:p>
+        </w:tc>
+        <w:tc>
+          <w:tcPr>
+            <w:tcW w:type="dxa" w:w="1530"/>
           </w:tcPr>
           <w:p>
             <w:r>
@@ -428,7 +756,15 @@
         </w:tc>
         <w:tc>
           <w:tcPr>
-            <w:tcW w:type="dxa" w:w="1080"/>
+            <w:tcW w:type="dxa" w:w="1530"/>
+          </w:tcPr>
+          <w:p>
+            <w:r/>
+          </w:p>
+        </w:tc>
+        <w:tc>
+          <w:tcPr>
+            <w:tcW w:type="dxa" w:w="1530"/>
           </w:tcPr>
           <w:p>
             <w:r>
@@ -440,155 +776,7 @@
         </w:tc>
         <w:tc>
           <w:tcPr>
-            <w:tcW w:type="dxa" w:w="1080"/>
-          </w:tcPr>
-          <w:p>
-            <w:r/>
-          </w:p>
-        </w:tc>
-        <w:tc>
-          <w:tcPr>
-            <w:tcW w:type="dxa" w:w="1080"/>
-          </w:tcPr>
-          <w:p>
-            <w:r>
-              <w:t>9:50-10:25</w:t>
-            </w:r>
-          </w:p>
-        </w:tc>
-      </w:tr>
-      <w:tr>
-        <w:tc>
-          <w:tcPr>
-            <w:tcW w:type="dxa" w:w="1080"/>
-          </w:tcPr>
-          <w:p>
-            <w:r>
-              <w:t>Lunch</w:t>
-            </w:r>
-          </w:p>
-        </w:tc>
-        <w:tc>
-          <w:tcPr>
-            <w:tcW w:type="dxa" w:w="1080"/>
-          </w:tcPr>
-          <w:p>
-            <w:r>
-              <w:t>10:50-11:20</w:t>
-            </w:r>
-          </w:p>
-        </w:tc>
-        <w:tc>
-          <w:tcPr>
-            <w:tcW w:type="dxa" w:w="1080"/>
-          </w:tcPr>
-          <w:p>
-            <w:r/>
-          </w:p>
-        </w:tc>
-        <w:tc>
-          <w:tcPr>
-            <w:tcW w:type="dxa" w:w="1080"/>
-          </w:tcPr>
-          <w:p>
-            <w:r/>
-          </w:p>
-        </w:tc>
-        <w:tc>
-          <w:tcPr>
-            <w:tcW w:type="dxa" w:w="1080"/>
-          </w:tcPr>
-          <w:p>
-            <w:r/>
-          </w:p>
-        </w:tc>
-        <w:tc>
-          <w:tcPr>
-            <w:tcW w:type="dxa" w:w="1080"/>
-          </w:tcPr>
-          <w:p>
-            <w:r/>
-          </w:p>
-        </w:tc>
-        <w:tc>
-          <w:tcPr>
-            <w:tcW w:type="dxa" w:w="1080"/>
-          </w:tcPr>
-          <w:p>
-            <w:r/>
-          </w:p>
-        </w:tc>
-        <w:tc>
-          <w:tcPr>
-            <w:tcW w:type="dxa" w:w="1080"/>
-          </w:tcPr>
-          <w:p>
-            <w:r>
-              <w:t>10:25-10:55</w:t>
-            </w:r>
-          </w:p>
-        </w:tc>
-      </w:tr>
-      <w:tr>
-        <w:tc>
-          <w:tcPr>
-            <w:tcW w:type="dxa" w:w="1080"/>
-          </w:tcPr>
-          <w:p>
-            <w:r>
-              <w:t>P5</w:t>
-            </w:r>
-          </w:p>
-        </w:tc>
-        <w:tc>
-          <w:tcPr>
-            <w:tcW w:type="dxa" w:w="1080"/>
-          </w:tcPr>
-          <w:p>
-            <w:r>
-              <w:t>11:20-12:00</w:t>
-            </w:r>
-          </w:p>
-        </w:tc>
-        <w:tc>
-          <w:tcPr>
-            <w:tcW w:type="dxa" w:w="1080"/>
-          </w:tcPr>
-          <w:p>
-            <w:r/>
-          </w:p>
-        </w:tc>
-        <w:tc>
-          <w:tcPr>
-            <w:tcW w:type="dxa" w:w="1080"/>
-          </w:tcPr>
-          <w:p>
-            <w:r/>
-          </w:p>
-        </w:tc>
-        <w:tc>
-          <w:tcPr>
-            <w:tcW w:type="dxa" w:w="1080"/>
-          </w:tcPr>
-          <w:p>
-            <w:r/>
-          </w:p>
-        </w:tc>
-        <w:tc>
-          <w:tcPr>
-            <w:tcW w:type="dxa" w:w="1080"/>
-          </w:tcPr>
-          <w:p>
-            <w:r>
-              <w:t>6A</w:t>
-              <w:br/>
-              <w:t>MATHS</w:t>
-            </w:r>
-          </w:p>
-        </w:tc>
-        <w:tc>
-          <w:tcPr>
-            <w:tcW w:type="dxa" w:w="1080"/>
+            <w:tcW w:type="dxa" w:w="1530"/>
           </w:tcPr>
           <w:p>
             <w:r>
@@ -600,51 +788,7 @@
         </w:tc>
         <w:tc>
           <w:tcPr>
-            <w:tcW w:type="dxa" w:w="1080"/>
-          </w:tcPr>
-          <w:p>
-            <w:r>
-              <w:t>10:55-11:35</w:t>
-            </w:r>
-          </w:p>
-        </w:tc>
-      </w:tr>
-      <w:tr>
-        <w:tc>
-          <w:tcPr>
-            <w:tcW w:type="dxa" w:w="1080"/>
-          </w:tcPr>
-          <w:p>
-            <w:r>
-              <w:t>P6</w:t>
-            </w:r>
-          </w:p>
-        </w:tc>
-        <w:tc>
-          <w:tcPr>
-            <w:tcW w:type="dxa" w:w="1080"/>
-          </w:tcPr>
-          <w:p>
-            <w:r>
-              <w:t>12:00-12:40</w:t>
-            </w:r>
-          </w:p>
-        </w:tc>
-        <w:tc>
-          <w:tcPr>
-            <w:tcW w:type="dxa" w:w="1080"/>
-          </w:tcPr>
-          <w:p>
-            <w:r>
-              <w:t>6A</w:t>
-              <w:br/>
-              <w:t>MATHS</w:t>
-            </w:r>
-          </w:p>
-        </w:tc>
-        <w:tc>
-          <w:tcPr>
-            <w:tcW w:type="dxa" w:w="1080"/>
+            <w:tcW w:type="dxa" w:w="1530"/>
           </w:tcPr>
           <w:p>
             <w:r/>
@@ -652,7 +796,53 @@
         </w:tc>
         <w:tc>
           <w:tcPr>
-            <w:tcW w:type="dxa" w:w="1080"/>
+            <w:tcW w:type="dxa" w:w="1530"/>
+          </w:tcPr>
+          <w:p>
+            <w:r/>
+          </w:p>
+        </w:tc>
+      </w:tr>
+      <w:tr>
+        <w:tc>
+          <w:tcPr>
+            <w:tcW w:type="dxa" w:w="1530"/>
+          </w:tcPr>
+          <w:p>
+            <w:r>
+              <w:t>P8</w:t>
+            </w:r>
+          </w:p>
+        </w:tc>
+        <w:tc>
+          <w:tcPr>
+            <w:tcW w:type="dxa" w:w="1530"/>
+          </w:tcPr>
+          <w:p>
+            <w:r>
+              <w:t>1:20-2:00</w:t>
+            </w:r>
+          </w:p>
+        </w:tc>
+        <w:tc>
+          <w:tcPr>
+            <w:tcW w:type="dxa" w:w="1530"/>
+          </w:tcPr>
+          <w:p>
+            <w:r/>
+          </w:p>
+        </w:tc>
+        <w:tc>
+          <w:tcPr>
+            <w:tcW w:type="dxa" w:w="1530"/>
+          </w:tcPr>
+          <w:p>
+            <w:r/>
+          </w:p>
+        </w:tc>
+        <w:tc>
+          <w:tcPr>
+            <w:tcW w:type="dxa" w:w="1530"/>
           </w:tcPr>
           <w:p>
             <w:r>
@@ -664,75 +854,7 @@
         </w:tc>
         <w:tc>
           <w:tcPr>
-            <w:tcW w:type="dxa" w:w="1080"/>
-          </w:tcPr>
-          <w:p>
-            <w:r>
-              <w:t>6C</w:t>
-              <w:br/>
-              <w:t>MATHS</w:t>
-            </w:r>
-          </w:p>
-        </w:tc>
-        <w:tc>
-          <w:tcPr>
-            <w:tcW w:type="dxa" w:w="1080"/>
-          </w:tcPr>
-          <w:p>
-            <w:r>
-              <w:t>6A</w:t>
-              <w:br/>
-              <w:t>MATHS</w:t>
-            </w:r>
-          </w:p>
-        </w:tc>
-        <w:tc>
-          <w:tcPr>
-            <w:tcW w:type="dxa" w:w="1080"/>
-          </w:tcPr>
-          <w:p>
-            <w:r>
-              <w:t>11:35-12:15</w:t>
-            </w:r>
-          </w:p>
-        </w:tc>
-      </w:tr>
-      <w:tr>
-        <w:tc>
-          <w:tcPr>
-            <w:tcW w:type="dxa" w:w="1080"/>
-          </w:tcPr>
-          <w:p>
-            <w:r>
-              <w:t>P7</w:t>
-            </w:r>
-          </w:p>
-        </w:tc>
-        <w:tc>
-          <w:tcPr>
-            <w:tcW w:type="dxa" w:w="1080"/>
-          </w:tcPr>
-          <w:p>
-            <w:r>
-              <w:t>12:40-1:20</w:t>
-            </w:r>
-          </w:p>
-        </w:tc>
-        <w:tc>
-          <w:tcPr>
-            <w:tcW w:type="dxa" w:w="1080"/>
-          </w:tcPr>
-          <w:p>
-            <w:r>
-              <w:t>6A</w:t>
-              <w:br/>
-              <w:t>MATHS</w:t>
-            </w:r>
-          </w:p>
-        </w:tc>
-        <w:tc>
-          <w:tcPr>
-            <w:tcW w:type="dxa" w:w="1080"/>
+            <w:tcW w:type="dxa" w:w="1530"/>
           </w:tcPr>
           <w:p>
             <w:r/>
@@ -740,19 +862,7 @@
         </w:tc>
         <w:tc>
           <w:tcPr>
-            <w:tcW w:type="dxa" w:w="1080"/>
-          </w:tcPr>
-          <w:p>
-            <w:r>
-              <w:t>6C</w:t>
-              <w:br/>
-              <w:t>MATHS</w:t>
-            </w:r>
-          </w:p>
-        </w:tc>
-        <w:tc>
-          <w:tcPr>
-            <w:tcW w:type="dxa" w:w="1080"/>
+            <w:tcW w:type="dxa" w:w="1530"/>
           </w:tcPr>
           <w:p>
             <w:r/>
@@ -760,93 +870,7 @@
         </w:tc>
         <w:tc>
           <w:tcPr>
-            <w:tcW w:type="dxa" w:w="1080"/>
-          </w:tcPr>
-          <w:p>
-            <w:r/>
-          </w:p>
-        </w:tc>
-        <w:tc>
-          <w:tcPr>
-            <w:tcW w:type="dxa" w:w="1080"/>
-          </w:tcPr>
-          <w:p>
-            <w:r/>
-          </w:p>
-        </w:tc>
-      </w:tr>
-      <w:tr>
-        <w:tc>
-          <w:tcPr>
-            <w:tcW w:type="dxa" w:w="1080"/>
-          </w:tcPr>
-          <w:p>
-            <w:r>
-              <w:t>P8</w:t>
-            </w:r>
-          </w:p>
-        </w:tc>
-        <w:tc>
-          <w:tcPr>
-            <w:tcW w:type="dxa" w:w="1080"/>
-          </w:tcPr>
-          <w:p>
-            <w:r>
-              <w:t>1:20-2:00</w:t>
-            </w:r>
-          </w:p>
-        </w:tc>
-        <w:tc>
-          <w:tcPr>
-            <w:tcW w:type="dxa" w:w="1080"/>
-          </w:tcPr>
-          <w:p>
-            <w:r/>
-          </w:p>
-        </w:tc>
-        <w:tc>
-          <w:tcPr>
-            <w:tcW w:type="dxa" w:w="1080"/>
-          </w:tcPr>
-          <w:p>
-            <w:r>
-              <w:t>6A</w:t>
-              <w:br/>
-              <w:t>MATHS</w:t>
-            </w:r>
-          </w:p>
-        </w:tc>
-        <w:tc>
-          <w:tcPr>
-            <w:tcW w:type="dxa" w:w="1080"/>
-          </w:tcPr>
-          <w:p>
-            <w:r/>
-          </w:p>
-        </w:tc>
-        <w:tc>
-          <w:tcPr>
-            <w:tcW w:type="dxa" w:w="1080"/>
-          </w:tcPr>
-          <w:p>
-            <w:r>
-              <w:t>9C</w:t>
-              <w:br/>
-              <w:t>MATHS</w:t>
-            </w:r>
-          </w:p>
-        </w:tc>
-        <w:tc>
-          <w:tcPr>
-            <w:tcW w:type="dxa" w:w="1080"/>
-          </w:tcPr>
-          <w:p>
-            <w:r/>
-          </w:p>
-        </w:tc>
-        <w:tc>
-          <w:tcPr>
-            <w:tcW w:type="dxa" w:w="1080"/>
+            <w:tcW w:type="dxa" w:w="1530"/>
           </w:tcPr>
           <w:p>
             <w:r/>
@@ -855,7 +879,7 @@
       </w:tr>
     </w:tbl>
     <w:sectPr>
-      <w:pgSz w:w="12240" w:h="15840"/>
+      <w:pgSz w:w="15840" w:h="12240" w:orient="landscape"/>
       <w:pgMar w:top="1440" w:right="1800" w:bottom="1440" w:left="1800" w:header="720" w:footer="720" w:gutter="0"/>
       <w:cols w:space="720"/>
       <w:docGrid w:linePitch="360"/>

--- a/RABIA IQBAL_timetable.docx
+++ b/RABIA IQBAL_timetable.docx
@@ -435,7 +435,11 @@
             <w:tcW w:type="dxa" w:w="1530"/>
           </w:tcPr>
           <w:p>
-            <w:r/>
+            <w:r>
+              <w:t>6B</w:t>
+              <w:br/>
+              <w:t>MATHS</w:t>
+            </w:r>
           </w:p>
         </w:tc>
         <w:tc>
@@ -767,11 +771,7 @@
             <w:tcW w:type="dxa" w:w="1530"/>
           </w:tcPr>
           <w:p>
-            <w:r>
-              <w:t>6B</w:t>
-              <w:br/>
-              <w:t>MATHS</w:t>
-            </w:r>
+            <w:r/>
           </w:p>
         </w:tc>
         <w:tc>

--- a/RABIA IQBAL_timetable.docx
+++ b/RABIA IQBAL_timetable.docx
@@ -12,7 +12,7 @@
     </w:p>
     <w:p>
       <w:r>
-        <w:t>Total Weekly Periods: 24</w:t>
+        <w:t>Total Weekly Periods: 25</w:t>
       </w:r>
     </w:p>
     <w:tbl>
@@ -212,7 +212,7 @@
           </w:tcPr>
           <w:p>
             <w:r>
-              <w:t>6C</w:t>
+              <w:t>6A</w:t>
               <w:br/>
               <w:t>MATHS</w:t>
             </w:r>
@@ -255,7 +255,11 @@
             <w:tcW w:type="dxa" w:w="1530"/>
           </w:tcPr>
           <w:p>
-            <w:r/>
+            <w:r>
+              <w:t>6C</w:t>
+              <w:br/>
+              <w:t>MATHS</w:t>
+            </w:r>
           </w:p>
         </w:tc>
         <w:tc>
@@ -264,7 +268,19 @@
           </w:tcPr>
           <w:p>
             <w:r>
-              <w:t>6A</w:t>
+              <w:t>6E</w:t>
+              <w:br/>
+              <w:t>TS</w:t>
+            </w:r>
+          </w:p>
+        </w:tc>
+        <w:tc>
+          <w:tcPr>
+            <w:tcW w:type="dxa" w:w="1530"/>
+          </w:tcPr>
+          <w:p>
+            <w:r>
+              <w:t>6C</w:t>
               <w:br/>
               <w:t>MATHS</w:t>
             </w:r>
@@ -288,18 +304,10 @@
           </w:tcPr>
           <w:p>
             <w:r>
-              <w:t>6A</w:t>
+              <w:t>6B</w:t>
               <w:br/>
               <w:t>MATHS</w:t>
             </w:r>
-          </w:p>
-        </w:tc>
-        <w:tc>
-          <w:tcPr>
-            <w:tcW w:type="dxa" w:w="1530"/>
-          </w:tcPr>
-          <w:p>
-            <w:r/>
           </w:p>
         </w:tc>
         <w:tc>
@@ -351,16 +359,8 @@
             <w:tcW w:type="dxa" w:w="1530"/>
           </w:tcPr>
           <w:p>
-            <w:r/>
-          </w:p>
-        </w:tc>
-        <w:tc>
-          <w:tcPr>
-            <w:tcW w:type="dxa" w:w="1530"/>
-          </w:tcPr>
-          <w:p>
             <w:r>
-              <w:t>6A</w:t>
+              <w:t>9C</w:t>
               <w:br/>
               <w:t>MATHS</w:t>
             </w:r>
@@ -379,11 +379,15 @@
             <w:tcW w:type="dxa" w:w="1530"/>
           </w:tcPr>
           <w:p>
-            <w:r>
-              <w:t>6A</w:t>
-              <w:br/>
-              <w:t>MATHS</w:t>
-            </w:r>
+            <w:r/>
+          </w:p>
+        </w:tc>
+        <w:tc>
+          <w:tcPr>
+            <w:tcW w:type="dxa" w:w="1530"/>
+          </w:tcPr>
+          <w:p>
+            <w:r/>
           </w:p>
         </w:tc>
         <w:tc>
@@ -423,23 +427,7 @@
             <w:tcW w:type="dxa" w:w="1530"/>
           </w:tcPr>
           <w:p>
-            <w:r>
-              <w:t>6A</w:t>
-              <w:br/>
-              <w:t>MATHS</w:t>
-            </w:r>
-          </w:p>
-        </w:tc>
-        <w:tc>
-          <w:tcPr>
-            <w:tcW w:type="dxa" w:w="1530"/>
-          </w:tcPr>
-          <w:p>
-            <w:r>
-              <w:t>6B</w:t>
-              <w:br/>
-              <w:t>MATHS</w:t>
-            </w:r>
+            <w:r/>
           </w:p>
         </w:tc>
         <w:tc>
@@ -464,7 +452,19 @@
           </w:tcPr>
           <w:p>
             <w:r>
-              <w:t>6B</w:t>
+              <w:t>6C</w:t>
+              <w:br/>
+              <w:t>MATHS</w:t>
+            </w:r>
+          </w:p>
+        </w:tc>
+        <w:tc>
+          <w:tcPr>
+            <w:tcW w:type="dxa" w:w="1530"/>
+          </w:tcPr>
+          <w:p>
+            <w:r>
+              <w:t>6C</w:t>
               <w:br/>
               <w:t>MATHS</w:t>
             </w:r>
@@ -579,6 +579,18 @@
             <w:tcW w:type="dxa" w:w="1530"/>
           </w:tcPr>
           <w:p>
+            <w:r>
+              <w:t>6A</w:t>
+              <w:br/>
+              <w:t>MATHS</w:t>
+            </w:r>
+          </w:p>
+        </w:tc>
+        <w:tc>
+          <w:tcPr>
+            <w:tcW w:type="dxa" w:w="1530"/>
+          </w:tcPr>
+          <w:p>
             <w:r/>
           </w:p>
         </w:tc>
@@ -592,14 +604,6 @@
               <w:br/>
               <w:t>MATHS</w:t>
             </w:r>
-          </w:p>
-        </w:tc>
-        <w:tc>
-          <w:tcPr>
-            <w:tcW w:type="dxa" w:w="1530"/>
-          </w:tcPr>
-          <w:p>
-            <w:r/>
           </w:p>
         </w:tc>
         <w:tc>
@@ -663,11 +667,7 @@
             <w:tcW w:type="dxa" w:w="1530"/>
           </w:tcPr>
           <w:p>
-            <w:r>
-              <w:t>9C</w:t>
-              <w:br/>
-              <w:t>MATHS</w:t>
-            </w:r>
+            <w:r/>
           </w:p>
         </w:tc>
         <w:tc>
@@ -688,7 +688,7 @@
           </w:tcPr>
           <w:p>
             <w:r>
-              <w:t>9C</w:t>
+              <w:t>6A</w:t>
               <w:br/>
               <w:t>MATHS</w:t>
             </w:r>
@@ -700,7 +700,7 @@
           </w:tcPr>
           <w:p>
             <w:r>
-              <w:t>6C</w:t>
+              <w:t>9C</w:t>
               <w:br/>
               <w:t>MATHS</w:t>
             </w:r>
@@ -752,7 +752,19 @@
           </w:tcPr>
           <w:p>
             <w:r>
-              <w:t>9C</w:t>
+              <w:t>6B</w:t>
+              <w:br/>
+              <w:t>MATHS</w:t>
+            </w:r>
+          </w:p>
+        </w:tc>
+        <w:tc>
+          <w:tcPr>
+            <w:tcW w:type="dxa" w:w="1530"/>
+          </w:tcPr>
+          <w:p>
+            <w:r>
+              <w:t>6A</w:t>
               <w:br/>
               <w:t>MATHS</w:t>
             </w:r>
@@ -771,16 +783,8 @@
             <w:tcW w:type="dxa" w:w="1530"/>
           </w:tcPr>
           <w:p>
-            <w:r/>
-          </w:p>
-        </w:tc>
-        <w:tc>
-          <w:tcPr>
-            <w:tcW w:type="dxa" w:w="1530"/>
-          </w:tcPr>
-          <w:p>
             <w:r>
-              <w:t>6C</w:t>
+              <w:t>6A</w:t>
               <w:br/>
               <w:t>MATHS</w:t>
             </w:r>
@@ -829,7 +833,11 @@
             <w:tcW w:type="dxa" w:w="1530"/>
           </w:tcPr>
           <w:p>
-            <w:r/>
+            <w:r>
+              <w:t>9C</w:t>
+              <w:br/>
+              <w:t>MATHS</w:t>
+            </w:r>
           </w:p>
         </w:tc>
         <w:tc>
@@ -845,11 +853,7 @@
             <w:tcW w:type="dxa" w:w="1530"/>
           </w:tcPr>
           <w:p>
-            <w:r>
-              <w:t>6C</w:t>
-              <w:br/>
-              <w:t>MATHS</w:t>
-            </w:r>
+            <w:r/>
           </w:p>
         </w:tc>
         <w:tc>
